--- a/docs/TaxGuard_Research_Proposal.docx
+++ b/docs/TaxGuard_Research_Proposal.docx
@@ -175,7 +175,7 @@
           <w:color w:val="000000"/>
           <w:sz w:val="20"/>
         </w:rPr>
-        <w:t>Theme: Area 1 — Data, Automation and Intelligent Systems in the 4IR Era</w:t>
+        <w:t>Theme: Area 1, Data, Automation and Intelligent Systems in the 4IR Era</w:t>
       </w:r>
     </w:p>
     <w:p>
@@ -207,7 +207,7 @@
           <w:color w:val="000000"/>
           <w:sz w:val="24"/>
         </w:rPr>
-        <w:t>Abstract. Corporate tax non-compliance poses a significant threat to Zimbabwe’s fiscal sustainability. However, the Zimbabwe Revenue Authority (ZIMRA) currently relies heavily on manual audit selection processes that are resource-intensive, inconsistent, and unable to scale with the growing volume and complexity of corporate tax filings (Thomas, 2000; Crook et al., 2007). The absence of a data-driven risk prioritisation mechanism results in inefficient audit allocation, where high-risk fraudulent submissions may evade detection while compliant firms are subjected to disproportionate scrutiny (Verstraeten and Van den Poel, 2004). This paper proposes TaxGuard, a hybrid machine learning framework that integrates both unsupervised and supervised techniques to detect anomalies in corporate tax returns and assign probabilistic risk scores to each filing (Liu et al., 2008; Hinton and Salakhutdinov, 2006). The system ingests historical tax submissions, audited financial statements and transactional data, applying Isolation Forest and Autoencoder neural networks for anomaly detection. These are complemented by a Gradient Boosted classifier trained on confirmed fraud cases to enhance predictive precision over time (Friedman, 2001; Pedregosa et al., 2011). Key detection features include deviations in income-to-expense ratios, inter-period financial inconsistencies, sector-based outliers, and irregular value-added tax (VAT) to turnover relationships (OECD, 2015). Each tax return is assigned a risk score supported by SHAP-based explainability, enabling auditors to identify the specific financial indicators contributing to a flagged case (Lundberg and Lee, 2017). This improves transparency, reduces subjective bias and enhances audit prioritisation. Furthermore, the system incorporates continuous learning by retraining on outcomes from completed audits, thereby progressively improving detection accuracy (Kohavi, 1995). A prototype was evaluated on 1,900 corporate filings using five-fold stratified out-of-fold validation. Tax rate deviation achieved univariate AUROC 0.9165 compared with ZIMRA’s legacy Audit_Likelihood heuristic at 0.6965. The stacked ensemble achieved OOF ROC-AUC 0.9948, PR-AUC 0.9920, Brier score 0.0244, and F1 0.9576. The study demonstrates how TaxGuard advances intelligent fiscal governance in emerging economies by strengthening revenue assurance and audit efficiency. It aligns with Zimbabwe’s National AI Strategy (2026–2030) and National Development Strategy 2 objectives, particularly in enhancing domestic revenue mobilisation and promoting accountability through data-driven decision-making (Government of Zimbabwe, 2026).</w:t>
+        <w:t>Abstract. Corporate tax non-compliance poses a significant threat to Zimbabwe’s fiscal sustainability. However, the Zimbabwe Revenue Authority (ZIMRA) currently relies heavily on manual audit selection processes that are resource-intensive, inconsistent, and unable to scale with the growing volume and complexity of corporate tax filings (Thomas, 2000; Crook et al., 2007). The absence of a data-driven risk prioritisation mechanism results in inefficient audit allocation, where high-risk fraudulent submissions may evade detection while compliant firms are subjected to disproportionate scrutiny (Verstraeten and Van den Poel, 2004). This paper proposes TaxGuard, a hybrid machine learning framework that integrates both unsupervised and supervised techniques to detect anomalies in corporate tax returns and assign probabilistic risk scores to each filing (Liu et al., 2008; Hinton and Salakhutdinov, 2006). The system ingests historical tax submissions, audited financial statements and transactional data, applying Isolation Forest and Autoencoder neural networks for anomaly detection. These are complemented by a Gradient Boosted classifier trained on confirmed fraud cases to enhance predictive precision over time (Friedman, 2001; Pedregosa et al., 2011). Key detection features include deviations in income-to-expense ratios, inter-period financial inconsistencies, sector-based outliers, and irregular value-added tax (VAT) to turnover relationships (OECD, 2015). Each tax return is assigned a risk score supported by SHAP-based explainability, enabling auditors to identify the specific financial indicators contributing to a flagged case (Lundberg and Lee, 2017). This improves transparency, reduces subjective bias and enhances audit prioritisation. Furthermore, the system incorporates continuous learning by retraining on outcomes from completed audits, thereby progressively improving detection accuracy (Kohavi, 1995). A prototype was evaluated on 1,900 corporate filings using five-fold stratified out-of-fold validation. Tax rate deviation achieved univariate AUROC 0.9165 compared with ZIMRA’s legacy Audit_Likelihood heuristic at 0.6965. The stacked ensemble achieved OOF ROC-AUC 0.9948, PR-AUC 0.9920, Brier score 0.0244, and F1 0.9576. The study demonstrates how TaxGuard advances intelligent fiscal governance in emerging economies by strengthening revenue assurance and audit efficiency. It aligns with Zimbabwe’s National AI Strategy (2026-2030) and National Development Strategy 2 objectives, particularly in enhancing domestic revenue mobilisation and promoting accountability through data-driven decision-making (Government of Zimbabwe, 2026).</w:t>
       </w:r>
     </w:p>
     <w:p>
@@ -279,7 +279,7 @@
           <w:color w:val="000000"/>
           <w:sz w:val="24"/>
         </w:rPr>
-        <w:t>Historically, audit case selection at ZIMRA blended rule-based filters—such as sector, refund claims, and payment delays—with examiner judgement. That approach functioned when filing volumes were moderate, but it scales poorly. Examiners cannot review every return; they must rank cases. Without a quantitative ranker, ranking reverts to heuristics such as large revenue or recent adverse events, which prototype evidence shows to be weaker than statutory–effective tax rate gaps (Nyoni and Matshisela, 2018). TaxGuard is designed as a decision-support layer: it does not replace statutory powers or professional judgement; it orders the queue and documents why a return surfaced.</w:t>
+        <w:t>Historically, audit case selection at ZIMRA blended rule-based filters, such as sector, refund claims, and payment delays, with examiner judgement. That approach functioned when filing volumes were moderate, but it scales poorly. Examiners cannot review every return; they must rank cases. Without a quantitative ranker, ranking reverts to heuristics such as large revenue or recent adverse events, which prototype evidence shows to be weaker than statutory-effective tax rate gaps (Nyoni and Matshisela, 2018). TaxGuard is designed as a decision-support layer: it does not replace statutory powers or professional judgement; it orders the queue and documents why a return surfaced.</w:t>
       </w:r>
     </w:p>
     <w:p>
@@ -295,7 +295,7 @@
           <w:color w:val="000000"/>
           <w:sz w:val="24"/>
         </w:rPr>
-        <w:t>Analogous to credit scoring—where banks estimate probability of default from applicant characteristics (Rose, 2002; BIS, 2000)—ZIMRA can treat audit prioritisation as predicting elevated non-compliance or elevated tax risk tier. The parallel extends to evaluation metrics: area under the receiver operating characteristic curve (AUROC), precision–recall, Brier score, and Kolmogorov–Smirnov separation are standard in retail credit literature and are applied here to tax audit risk (Hanley and McNeil, 1982; Thomas, 2000). Zimbabwean researchers have already demonstrated machine learning superiority over linear probability models for credit risk (Nyoni and Matshisela, 2018; Nyathi et al., 2014), providing a methodological precedent for public-sector scoring at ZIMRA.</w:t>
+        <w:t>Analogous to credit scoring, where banks estimate probability of default from applicant characteristics (Rose, 2002; BIS, 2000), ZIMRA can treat audit prioritisation as predicting elevated non-compliance or elevated tax risk tier. The parallel extends to evaluation metrics: area under the receiver operating characteristic curve (AUROC), precision-recall, Brier score, and Kolmogorov-Smirnov separation are standard in retail credit literature and are applied here to tax audit risk (Hanley and McNeil, 1982; Thomas, 2000). Zimbabwean researchers have already demonstrated machine learning superiority over linear probability models for credit risk (Nyoni and Matshisela, 2018; Nyathi et al., 2014), providing a methodological precedent for public-sector scoring at ZIMRA.</w:t>
       </w:r>
     </w:p>
     <w:p>
@@ -311,7 +311,7 @@
           <w:color w:val="000000"/>
           <w:sz w:val="24"/>
         </w:rPr>
-        <w:t>The government of Zimbabwe has expanded its digital transformation agenda through the National AI Strategy (2026–2030), which promotes ethical, explainable artificial intelligence in public administration. TaxGuard responds directly to that policy direction by combining hybrid anomaly detection, calibrated probabilistic scores, and SHAP-based explanations suitable for auditor-facing workflows. This research prototype demonstrates that data-driven audit prioritisation is not only feasible but dramatically superior to manual selection when measured by ranking quality and operational transparency.</w:t>
+        <w:t>The government of Zimbabwe has expanded its digital transformation agenda through the National AI Strategy (2026-2030), which promotes ethical, explainable artificial intelligence in public administration. TaxGuard responds directly to that policy direction by combining hybrid anomaly detection, calibrated probabilistic scores, and SHAP-based explanations suitable for auditor-facing workflows. This research prototype demonstrates that data-driven audit prioritisation is not only feasible but dramatically superior to manual selection when measured by ranking quality and operational transparency.</w:t>
       </w:r>
     </w:p>
     <w:p>
@@ -429,7 +429,7 @@
           <w:color w:val="000000"/>
           <w:sz w:val="24"/>
         </w:rPr>
-        <w:t>Tax administration literature emphasises risk-based compliance management: authorities should concentrate scarce audit resources on returns with the highest expected yield and deterrence value (Basel Committee, 2006; Harwood et al., 1999). In practice, risk scoring requires measurable indicators of non-compliance potential. OECD Base Erosion and Profit Shifting (BEPS) work highlights transfer pricing, offshore exposure, and documentation gaps as corporate risk dimensions relevant to African revenue authorities (OECD, 2015). Machine learning offers multivariate ranking when linear rules fail to capture interaction effects between planning aggressiveness and statutory–effective tax gaps.</w:t>
+        <w:t>Tax administration literature emphasises risk-based compliance management: authorities should concentrate scarce audit resources on returns with the highest expected yield and deterrence value (Basel Committee, 2006; Harwood et al., 1999). In practice, risk scoring requires measurable indicators of non-compliance potential. OECD Base Erosion and Profit Shifting (BEPS) work highlights transfer pricing, offshore exposure, and documentation gaps as corporate risk dimensions relevant to African revenue authorities (OECD, 2015). Machine learning offers multivariate ranking when linear rules fail to capture interaction effects between planning aggressiveness and statutory-effective tax gaps.</w:t>
       </w:r>
     </w:p>
     <w:p>
@@ -619,7 +619,7 @@
           <w:color w:val="000000"/>
           <w:sz w:val="24"/>
         </w:rPr>
-        <w:t>Nyoni and Matshisela (2018) compared logistic regression, random forest, and lasso on German credit data and reported AUROC up to 0.8048 for lasso, establishing benchmark expectations for Zimbabwean scoring research. Nyathi et al. (2014) optimised linear probability models for credit risk, noting calibration weaknesses that TaxGuard addresses through ensemble outputs constrained to (0,1). Verstraeten and Van den Poel (2004) warn that sample bias degrades scoring performance—analogous to ZIMRA over-reliance on enforcement history when first-time aggressors show extreme tax deviation yet zero fine records.</w:t>
+        <w:t>Nyoni and Matshisela (2018) compared logistic regression, random forest, and lasso on German credit data and reported AUROC up to 0.8048 for lasso, establishing benchmark expectations for Zimbabwean scoring research. Nyathi et al. (2014) optimised linear probability models for credit risk, noting calibration weaknesses that TaxGuard addresses through ensemble outputs constrained to (0,1). Verstraeten and Van den Poel (2004) warn that sample bias degrades scoring performance, analogous to ZIMRA over-reliance on enforcement history when first-time aggressors show extreme tax deviation yet zero fine records.</w:t>
       </w:r>
     </w:p>
     <w:p>
@@ -635,7 +635,7 @@
           <w:color w:val="000000"/>
           <w:sz w:val="24"/>
         </w:rPr>
-        <w:t>Recent public-sector AI guidance stresses transparency, human oversight, and documented feature attributions before automated decisions affect citizens or firms (Government of Zimbabwe, 2026). SHAP satisfies this requirement by decomposing each risk score into contributions from tax gap, planning, offshore, and control variables. Crook et al. (2007) survey consumer credit risk assessment and recommend ensemble methods when single learners underfit complex boundaries—consistent with TaxGuard’s stacked architecture and with pairwise scatter evidence of non-linear tier separation in the prototype dataset.</w:t>
+        <w:t>Recent public-sector AI guidance stresses transparency, human oversight, and documented feature attributions before automated decisions affect citizens or firms (Government of Zimbabwe, 2026). SHAP satisfies this requirement by decomposing each risk score into contributions from tax gap, planning, offshore, and control variables. Crook et al. (2007) survey consumer credit risk assessment and recommend ensemble methods when single learners underfit complex boundaries, consistent with TaxGuard’s stacked architecture and with pairwise scatter evidence of non-linear tier separation in the prototype dataset.</w:t>
       </w:r>
     </w:p>
     <w:p>
@@ -667,7 +667,7 @@
           <w:color w:val="000000"/>
           <w:sz w:val="24"/>
         </w:rPr>
-        <w:t>International tax compliance research emphasises that effective audit selection must combine statutory knowledge with multivariate analytics (OECD, 2015). Transfer pricing, controlled foreign corporations, and thin capitalisation each introduce features that manual checklists treat separately. Machine learning interaction terms—such as Planning_Deviation_Interaction tested in this prototype—model joint effects that examiners might overlook when indicators appear individually moderate but jointly extreme.</w:t>
+        <w:t>International tax compliance research emphasises that effective audit selection must combine statutory knowledge with multivariate analytics (OECD, 2015). Transfer pricing, controlled foreign corporations, and thin capitalisation each introduce features that manual checklists treat separately. Machine learning interaction terms, such as Planning_Deviation_Interaction tested in this prototype, model joint effects that examiners might overlook when indicators appear individually moderate but jointly extreme.</w:t>
       </w:r>
     </w:p>
     <w:p>
@@ -916,7 +916,7 @@
           <w:color w:val="000000"/>
           <w:sz w:val="24"/>
         </w:rPr>
-        <w:t>Domain features were constructed to mirror international audit risk practice. Tax rate deviation measures the gap between statutory and effective tax rates. Tax underpayment ratio and tax gap (million USD) quantify liability shortfalls. Planning score, offshore intensity, and control risk capture aggressive structures and weak governance. Interaction terms—Planning_Deviation_Interaction and Audit_Planning_Synergy—model multiplicative risk hypothesised in BEPS literature (OECD, 2015). All features were standardised before unsupervised learners; tree-based models used raw engineered inputs.</w:t>
+        <w:t>Domain features were constructed to mirror international audit risk practice. Tax rate deviation measures the gap between statutory and effective tax rates. Tax underpayment ratio and tax gap (million USD) quantify liability shortfalls. Planning score, offshore intensity, and control risk capture aggressive structures and weak governance. Interaction terms, Planning_Deviation_Interaction and Audit_Planning_Synergy, model multiplicative risk hypothesised in BEPS literature (OECD, 2015). All features were standardised before unsupervised learners; tree-based models used raw engineered inputs.</w:t>
       </w:r>
     </w:p>
     <w:p>
@@ -1072,6 +1072,1307 @@
           <w:sz w:val="24"/>
         </w:rPr>
         <w:t>Exploratory analysis was conducted in 01_taxguard_eda.ipynb; hybrid modelling in 02_taxguard_hybrid_model.ipynb. All figures export to notebooks/figures/ with numbered filenames. Metrics serialize to outputs/metrics/experiment_summary.json. A React web demonstration in web/ supports stakeholder walkthroughs. Replication requires Python 3.11+, requirements.txt dependencies, and execution of scripts/generate_report_assets.py prior to notebook review.</w:t>
+      </w:r>
+    </w:p>
+    <w:p>
+      <w:pPr>
+        <w:spacing w:before="160" w:after="80"/>
+      </w:pPr>
+      <w:r>
+        <w:rPr>
+          <w:rFonts w:ascii="Times New Roman" w:hAnsi="Times New Roman"/>
+          <w:b/>
+          <w:i w:val="0"/>
+          <w:color w:val="000000"/>
+          <w:sz w:val="24"/>
+        </w:rPr>
+        <w:t>3.4 Mathematical formulation and scoring equations</w:t>
+      </w:r>
+    </w:p>
+    <w:p>
+      <w:pPr>
+        <w:spacing w:lineRule="auto" w:line="276" w:after="120"/>
+        <w:ind w:firstLine="720"/>
+      </w:pPr>
+      <w:r>
+        <w:rPr>
+          <w:rFonts w:ascii="Times New Roman" w:hAnsi="Times New Roman"/>
+          <w:b w:val="0"/>
+          <w:i w:val="0"/>
+          <w:color w:val="000000"/>
+          <w:sz w:val="24"/>
+        </w:rPr>
+        <w:t>This section states the TaxGuard scoring problem in explicit notation, following the equation style used in Zimbabwean credit-scoring research (Nyoni and Matshisela, 2018; Nyathi et al., 2014). Let N = 1900 denote the number of corporate filings. Each filing i has engineered feature vector x_i in R^d after the deterministic map phi(r_i) applied to raw return attributes r_i. The primary label is binary High risk; the secondary label flags non-compliant audit outcomes for continuous learning.</w:t>
+      </w:r>
+    </w:p>
+    <w:p>
+      <w:pPr>
+        <w:spacing w:before="160" w:after="80"/>
+      </w:pPr>
+      <w:r>
+        <w:rPr>
+          <w:rFonts w:ascii="Times New Roman" w:hAnsi="Times New Roman"/>
+          <w:b/>
+          <w:i w:val="0"/>
+          <w:color w:val="000000"/>
+          <w:sz w:val="22"/>
+        </w:rPr>
+        <w:t>Table 6. Mathematical notation.</w:t>
+      </w:r>
+    </w:p>
+    <w:tbl>
+      <w:tblPr>
+        <w:tblStyle w:val="TableGrid"/>
+        <w:tblW w:type="auto" w:w="0"/>
+        <w:tblLook w:firstColumn="1" w:firstRow="1" w:lastColumn="0" w:lastRow="0" w:noHBand="0" w:noVBand="1" w:val="04A0"/>
+      </w:tblPr>
+      <w:tblGrid>
+        <w:gridCol w:w="4680"/>
+        <w:gridCol w:w="4680"/>
+      </w:tblGrid>
+      <w:tr>
+        <w:tc>
+          <w:tcPr>
+            <w:tcW w:type="dxa" w:w="4680"/>
+          </w:tcPr>
+          <w:p>
+            <w:r>
+              <w:t>Symbol</w:t>
+            </w:r>
+          </w:p>
+        </w:tc>
+        <w:tc>
+          <w:tcPr>
+            <w:tcW w:type="dxa" w:w="4680"/>
+          </w:tcPr>
+          <w:p>
+            <w:r>
+              <w:t>Description</w:t>
+            </w:r>
+          </w:p>
+        </w:tc>
+      </w:tr>
+      <w:tr>
+        <w:tc>
+          <w:tcPr>
+            <w:tcW w:type="dxa" w:w="4680"/>
+          </w:tcPr>
+          <w:p>
+            <w:r>
+              <w:t>N</w:t>
+            </w:r>
+          </w:p>
+        </w:tc>
+        <w:tc>
+          <w:tcPr>
+            <w:tcW w:type="dxa" w:w="4680"/>
+          </w:tcPr>
+          <w:p>
+            <w:r>
+              <w:t>Number of corporate filings (N = 1900)</w:t>
+            </w:r>
+          </w:p>
+        </w:tc>
+      </w:tr>
+      <w:tr>
+        <w:tc>
+          <w:tcPr>
+            <w:tcW w:type="dxa" w:w="4680"/>
+          </w:tcPr>
+          <w:p>
+            <w:r>
+              <w:t>x_i</w:t>
+            </w:r>
+          </w:p>
+        </w:tc>
+        <w:tc>
+          <w:tcPr>
+            <w:tcW w:type="dxa" w:w="4680"/>
+          </w:tcPr>
+          <w:p>
+            <w:r>
+              <w:t>Engineered feature vector for filing i</w:t>
+            </w:r>
+          </w:p>
+        </w:tc>
+      </w:tr>
+      <w:tr>
+        <w:tc>
+          <w:tcPr>
+            <w:tcW w:type="dxa" w:w="4680"/>
+          </w:tcPr>
+          <w:p>
+            <w:r>
+              <w:t>y_i</w:t>
+            </w:r>
+          </w:p>
+        </w:tc>
+        <w:tc>
+          <w:tcPr>
+            <w:tcW w:type="dxa" w:w="4680"/>
+          </w:tcPr>
+          <w:p>
+            <w:r>
+              <w:t>Primary label: 1 if Tax_Risk_Label_i = High, else 0</w:t>
+            </w:r>
+          </w:p>
+        </w:tc>
+      </w:tr>
+      <w:tr>
+        <w:tc>
+          <w:tcPr>
+            <w:tcW w:type="dxa" w:w="4680"/>
+          </w:tcPr>
+          <w:p>
+            <w:r>
+              <w:t>y_i^(nc)</w:t>
+            </w:r>
+          </w:p>
+        </w:tc>
+        <w:tc>
+          <w:tcPr>
+            <w:tcW w:type="dxa" w:w="4680"/>
+          </w:tcPr>
+          <w:p>
+            <w:r>
+              <w:t>Secondary label: 1 if Audit_Outcome in {Qualified, Adverse}</w:t>
+            </w:r>
+          </w:p>
+        </w:tc>
+      </w:tr>
+      <w:tr>
+        <w:tc>
+          <w:tcPr>
+            <w:tcW w:type="dxa" w:w="4680"/>
+          </w:tcPr>
+          <w:p>
+            <w:r>
+              <w:t>p_hat_i</w:t>
+            </w:r>
+          </w:p>
+        </w:tc>
+        <w:tc>
+          <w:tcPr>
+            <w:tcW w:type="dxa" w:w="4680"/>
+          </w:tcPr>
+          <w:p>
+            <w:r>
+              <w:t>Calibrated TaxGuard risk score in (0, 1)</w:t>
+            </w:r>
+          </w:p>
+        </w:tc>
+      </w:tr>
+      <w:tr>
+        <w:tc>
+          <w:tcPr>
+            <w:tcW w:type="dxa" w:w="4680"/>
+          </w:tcPr>
+          <w:p>
+            <w:r>
+              <w:t>z_i</w:t>
+            </w:r>
+          </w:p>
+        </w:tc>
+        <w:tc>
+          <w:tcPr>
+            <w:tcW w:type="dxa" w:w="4680"/>
+          </w:tcPr>
+          <w:p>
+            <w:r>
+              <w:t>Stack of OOF base scores (Isolation Forest, Autoencoder, HGB)</w:t>
+            </w:r>
+          </w:p>
+        </w:tc>
+      </w:tr>
+      <w:tr>
+        <w:tc>
+          <w:tcPr>
+            <w:tcW w:type="dxa" w:w="4680"/>
+          </w:tcPr>
+          <w:p>
+            <w:r>
+              <w:t>sigma(.)</w:t>
+            </w:r>
+          </w:p>
+        </w:tc>
+        <w:tc>
+          <w:tcPr>
+            <w:tcW w:type="dxa" w:w="4680"/>
+          </w:tcPr>
+          <w:p>
+            <w:r>
+              <w:t>Logistic sigmoid function</w:t>
+            </w:r>
+          </w:p>
+        </w:tc>
+      </w:tr>
+      <w:tr>
+        <w:tc>
+          <w:tcPr>
+            <w:tcW w:type="dxa" w:w="4680"/>
+          </w:tcPr>
+          <w:p>
+            <w:r>
+              <w:t>K</w:t>
+            </w:r>
+          </w:p>
+        </w:tc>
+        <w:tc>
+          <w:tcPr>
+            <w:tcW w:type="dxa" w:w="4680"/>
+          </w:tcPr>
+          <w:p>
+            <w:r>
+              <w:t>Stratified cross-validation folds (K = 5)</w:t>
+            </w:r>
+          </w:p>
+        </w:tc>
+      </w:tr>
+      <w:tr>
+        <w:tc>
+          <w:tcPr>
+            <w:tcW w:type="dxa" w:w="4680"/>
+          </w:tcPr>
+          <w:p>
+            <w:r>
+              <w:t>tau*</w:t>
+            </w:r>
+          </w:p>
+        </w:tc>
+        <w:tc>
+          <w:tcPr>
+            <w:tcW w:type="dxa" w:w="4680"/>
+          </w:tcPr>
+          <w:p>
+            <w:r>
+              <w:t>F1-optimal operating threshold (tau* = 0.7811)</w:t>
+            </w:r>
+          </w:p>
+        </w:tc>
+      </w:tr>
+    </w:tbl>
+    <w:p>
+      <w:pPr>
+        <w:spacing w:lineRule="auto" w:line="276" w:after="120"/>
+        <w:ind w:firstLine="720"/>
+      </w:pPr>
+      <w:r>
+        <w:rPr>
+          <w:rFonts w:ascii="Times New Roman" w:hAnsi="Times New Roman"/>
+          <w:b w:val="0"/>
+          <w:i w:val="0"/>
+          <w:color w:val="000000"/>
+          <w:sz w:val="24"/>
+        </w:rPr>
+        <w:t>Problem formulation. The learning dataset is D = {(x_i, y_i, y_i^(nc))}_{i=1}^N. Primary and secondary targets are:</w:t>
+      </w:r>
+    </w:p>
+    <w:p>
+      <w:pPr>
+        <w:spacing w:before="80" w:after="80"/>
+        <w:jc w:val="center"/>
+      </w:pPr>
+      <w:r>
+        <w:rPr>
+          <w:rFonts w:ascii="Times New Roman" w:hAnsi="Times New Roman"/>
+          <w:b w:val="0"/>
+          <w:i/>
+          <w:color w:val="000000"/>
+          <w:sz w:val="22"/>
+        </w:rPr>
+        <w:t>y_i = 1[Tax_Risk_Label_i = High]</w:t>
+      </w:r>
+      <w:r>
+        <w:rPr>
+          <w:rFonts w:ascii="Times New Roman" w:hAnsi="Times New Roman"/>
+          <w:b w:val="0"/>
+          <w:i w:val="0"/>
+          <w:color w:val="000000"/>
+          <w:sz w:val="22"/>
+        </w:rPr>
+        <w:t xml:space="preserve">    (1)</w:t>
+      </w:r>
+    </w:p>
+    <w:p>
+      <w:pPr>
+        <w:spacing w:before="80" w:after="80"/>
+        <w:jc w:val="center"/>
+      </w:pPr>
+      <w:r>
+        <w:rPr>
+          <w:rFonts w:ascii="Times New Roman" w:hAnsi="Times New Roman"/>
+          <w:b w:val="0"/>
+          <w:i/>
+          <w:color w:val="000000"/>
+          <w:sz w:val="22"/>
+        </w:rPr>
+        <w:t>y_i^(nc) = 1[Audit_Outcome_i in {Qualified, Adverse}]</w:t>
+      </w:r>
+      <w:r>
+        <w:rPr>
+          <w:rFonts w:ascii="Times New Roman" w:hAnsi="Times New Roman"/>
+          <w:b w:val="0"/>
+          <w:i w:val="0"/>
+          <w:color w:val="000000"/>
+          <w:sz w:val="22"/>
+        </w:rPr>
+        <w:t xml:space="preserve">    (2)</w:t>
+      </w:r>
+    </w:p>
+    <w:p>
+      <w:pPr>
+        <w:spacing w:lineRule="auto" w:line="276" w:after="120"/>
+        <w:ind w:firstLine="720"/>
+      </w:pPr>
+      <w:r>
+        <w:rPr>
+          <w:rFonts w:ascii="Times New Roman" w:hAnsi="Times New Roman"/>
+          <w:b w:val="0"/>
+          <w:i w:val="0"/>
+          <w:color w:val="000000"/>
+          <w:sz w:val="24"/>
+        </w:rPr>
+        <w:t>Empirical prevalence is y-bar = (1/N) sum_i y_i = 0.3337 and y-bar^(nc) = 0.3058. The objective is to learn f: R^d -&gt; (0, 1) that ranks filings for audit queue management while producing interpretable SHAP attributions (Lundberg and Lee, 2017).</w:t>
+      </w:r>
+    </w:p>
+    <w:p>
+      <w:pPr>
+        <w:spacing w:before="160" w:after="80"/>
+      </w:pPr>
+      <w:r>
+        <w:rPr>
+          <w:rFonts w:ascii="Times New Roman" w:hAnsi="Times New Roman"/>
+          <w:b/>
+          <w:i w:val="0"/>
+          <w:color w:val="000000"/>
+          <w:sz w:val="24"/>
+        </w:rPr>
+        <w:t>3.4.1 Feature engineering map phi(.)</w:t>
+      </w:r>
+    </w:p>
+    <w:p>
+      <w:pPr>
+        <w:spacing w:lineRule="auto" w:line="276" w:after="120"/>
+        <w:ind w:firstLine="720"/>
+      </w:pPr>
+      <w:r>
+        <w:rPr>
+          <w:rFonts w:ascii="Times New Roman" w:hAnsi="Times New Roman"/>
+          <w:b w:val="0"/>
+          <w:i w:val="0"/>
+          <w:color w:val="000000"/>
+          <w:sz w:val="24"/>
+        </w:rPr>
+        <w:t>Raw attributes include revenue R_i, profit P_i, statutory rate STR_i, effective rate ETR_i, offshore transactions O_i^off, subsidiary count n_i^off, planning score pi_i, control score c_i, and fine history F_i. Stabilised denominators R_i* = max(R_i, 10^-6) and S_i* = max(STR_i, 1) prevent division by zero.</w:t>
+      </w:r>
+    </w:p>
+    <w:p>
+      <w:pPr>
+        <w:spacing w:before="80" w:after="80"/>
+        <w:jc w:val="center"/>
+      </w:pPr>
+      <w:r>
+        <w:rPr>
+          <w:rFonts w:ascii="Times New Roman" w:hAnsi="Times New Roman"/>
+          <w:b w:val="0"/>
+          <w:i/>
+          <w:color w:val="000000"/>
+          <w:sz w:val="22"/>
+        </w:rPr>
+        <w:t>Profit_Margin_i = P_i / R_i*</w:t>
+      </w:r>
+      <w:r>
+        <w:rPr>
+          <w:rFonts w:ascii="Times New Roman" w:hAnsi="Times New Roman"/>
+          <w:b w:val="0"/>
+          <w:i w:val="0"/>
+          <w:color w:val="000000"/>
+          <w:sz w:val="22"/>
+        </w:rPr>
+        <w:t xml:space="preserve">    (3)</w:t>
+      </w:r>
+    </w:p>
+    <w:p>
+      <w:pPr>
+        <w:spacing w:before="80" w:after="80"/>
+        <w:jc w:val="center"/>
+      </w:pPr>
+      <w:r>
+        <w:rPr>
+          <w:rFonts w:ascii="Times New Roman" w:hAnsi="Times New Roman"/>
+          <w:b w:val="0"/>
+          <w:i/>
+          <w:color w:val="000000"/>
+          <w:sz w:val="22"/>
+        </w:rPr>
+        <w:t>Offshore_Intensity_i = O_i^off / R_i*</w:t>
+      </w:r>
+      <w:r>
+        <w:rPr>
+          <w:rFonts w:ascii="Times New Roman" w:hAnsi="Times New Roman"/>
+          <w:b w:val="0"/>
+          <w:i w:val="0"/>
+          <w:color w:val="000000"/>
+          <w:sz w:val="22"/>
+        </w:rPr>
+        <w:t xml:space="preserve">    (4)</w:t>
+      </w:r>
+    </w:p>
+    <w:p>
+      <w:pPr>
+        <w:spacing w:before="80" w:after="80"/>
+        <w:jc w:val="center"/>
+      </w:pPr>
+      <w:r>
+        <w:rPr>
+          <w:rFonts w:ascii="Times New Roman" w:hAnsi="Times New Roman"/>
+          <w:b w:val="0"/>
+          <w:i/>
+          <w:color w:val="000000"/>
+          <w:sz w:val="22"/>
+        </w:rPr>
+        <w:t>Tax_Gap_i = P_i * (STR_i/100) * (1 - ETR_i/STR_i)</w:t>
+      </w:r>
+      <w:r>
+        <w:rPr>
+          <w:rFonts w:ascii="Times New Roman" w:hAnsi="Times New Roman"/>
+          <w:b w:val="0"/>
+          <w:i w:val="0"/>
+          <w:color w:val="000000"/>
+          <w:sz w:val="22"/>
+        </w:rPr>
+        <w:t xml:space="preserve">    (5)</w:t>
+      </w:r>
+    </w:p>
+    <w:p>
+      <w:pPr>
+        <w:spacing w:before="80" w:after="80"/>
+        <w:jc w:val="center"/>
+      </w:pPr>
+      <w:r>
+        <w:rPr>
+          <w:rFonts w:ascii="Times New Roman" w:hAnsi="Times New Roman"/>
+          <w:b w:val="0"/>
+          <w:i/>
+          <w:color w:val="000000"/>
+          <w:sz w:val="22"/>
+        </w:rPr>
+        <w:t>Underpay_Ratio_i = (L_i^exp - L_i^impl) / max(L_i^exp, 10^-6), where  L_i^impl = P_i*(ETR_i/100), L_i^exp = P_i*(STR_i/100)</w:t>
+      </w:r>
+      <w:r>
+        <w:rPr>
+          <w:rFonts w:ascii="Times New Roman" w:hAnsi="Times New Roman"/>
+          <w:b w:val="0"/>
+          <w:i w:val="0"/>
+          <w:color w:val="000000"/>
+          <w:sz w:val="22"/>
+        </w:rPr>
+        <w:t xml:space="preserve">    (6)</w:t>
+      </w:r>
+    </w:p>
+    <w:p>
+      <w:pPr>
+        <w:spacing w:before="80" w:after="80"/>
+        <w:jc w:val="center"/>
+      </w:pPr>
+      <w:r>
+        <w:rPr>
+          <w:rFonts w:ascii="Times New Roman" w:hAnsi="Times New Roman"/>
+          <w:b w:val="0"/>
+          <w:i/>
+          <w:color w:val="000000"/>
+          <w:sz w:val="22"/>
+        </w:rPr>
+        <w:t>Control_Risk_i = 6 - c_i, Fine_Intensity_i = F_i / R_i*</w:t>
+      </w:r>
+      <w:r>
+        <w:rPr>
+          <w:rFonts w:ascii="Times New Roman" w:hAnsi="Times New Roman"/>
+          <w:b w:val="0"/>
+          <w:i w:val="0"/>
+          <w:color w:val="000000"/>
+          <w:sz w:val="22"/>
+        </w:rPr>
+        <w:t xml:space="preserve">    (7)</w:t>
+      </w:r>
+    </w:p>
+    <w:p>
+      <w:pPr>
+        <w:spacing w:before="80" w:after="80"/>
+        <w:jc w:val="center"/>
+      </w:pPr>
+      <w:r>
+        <w:rPr>
+          <w:rFonts w:ascii="Times New Roman" w:hAnsi="Times New Roman"/>
+          <w:b w:val="0"/>
+          <w:i/>
+          <w:color w:val="000000"/>
+          <w:sz w:val="22"/>
+        </w:rPr>
+        <w:t>psi_1,i = pi_i * DEV_i    (planning x deviation interaction)</w:t>
+      </w:r>
+      <w:r>
+        <w:rPr>
+          <w:rFonts w:ascii="Times New Roman" w:hAnsi="Times New Roman"/>
+          <w:b w:val="0"/>
+          <w:i w:val="0"/>
+          <w:color w:val="000000"/>
+          <w:sz w:val="22"/>
+        </w:rPr>
+        <w:t xml:space="preserve">    (8)</w:t>
+      </w:r>
+    </w:p>
+    <w:p>
+      <w:pPr>
+        <w:spacing w:lineRule="auto" w:line="276" w:after="120"/>
+        <w:ind w:firstLine="720"/>
+      </w:pPr>
+      <w:r>
+        <w:rPr>
+          <w:rFonts w:ascii="Times New Roman" w:hAnsi="Times New Roman"/>
+          <w:b w:val="0"/>
+          <w:i w:val="0"/>
+          <w:color w:val="000000"/>
+          <w:sz w:val="24"/>
+        </w:rPr>
+        <w:t>Policy cohort masks M_i in {0, 1} support composite uplift analysis. For mask M, high-risk rate rho_M and uplift relative to baseline y-bar are:</w:t>
+      </w:r>
+    </w:p>
+    <w:p>
+      <w:pPr>
+        <w:spacing w:before="80" w:after="80"/>
+        <w:jc w:val="center"/>
+      </w:pPr>
+      <w:r>
+        <w:rPr>
+          <w:rFonts w:ascii="Times New Roman" w:hAnsi="Times New Roman"/>
+          <w:b w:val="0"/>
+          <w:i/>
+          <w:color w:val="000000"/>
+          <w:sz w:val="22"/>
+        </w:rPr>
+        <w:t>rho_M = (sum_{i: M_i=1} y_i) / (sum_i M_i)</w:t>
+      </w:r>
+      <w:r>
+        <w:rPr>
+          <w:rFonts w:ascii="Times New Roman" w:hAnsi="Times New Roman"/>
+          <w:b w:val="0"/>
+          <w:i w:val="0"/>
+          <w:color w:val="000000"/>
+          <w:sz w:val="22"/>
+        </w:rPr>
+        <w:t xml:space="preserve">    (9)</w:t>
+      </w:r>
+    </w:p>
+    <w:p>
+      <w:pPr>
+        <w:spacing w:before="80" w:after="80"/>
+        <w:jc w:val="center"/>
+      </w:pPr>
+      <w:r>
+        <w:rPr>
+          <w:rFonts w:ascii="Times New Roman" w:hAnsi="Times New Roman"/>
+          <w:b w:val="0"/>
+          <w:i/>
+          <w:color w:val="000000"/>
+          <w:sz w:val="22"/>
+        </w:rPr>
+        <w:t>Uplift_M = rho_M / y-bar</w:t>
+      </w:r>
+      <w:r>
+        <w:rPr>
+          <w:rFonts w:ascii="Times New Roman" w:hAnsi="Times New Roman"/>
+          <w:b w:val="0"/>
+          <w:i w:val="0"/>
+          <w:color w:val="000000"/>
+          <w:sz w:val="22"/>
+        </w:rPr>
+        <w:t xml:space="preserve">    (10)</w:t>
+      </w:r>
+    </w:p>
+    <w:p>
+      <w:pPr>
+        <w:spacing w:before="160" w:after="80"/>
+      </w:pPr>
+      <w:r>
+        <w:rPr>
+          <w:rFonts w:ascii="Times New Roman" w:hAnsi="Times New Roman"/>
+          <w:b/>
+          <w:i w:val="0"/>
+          <w:color w:val="000000"/>
+          <w:sz w:val="24"/>
+        </w:rPr>
+        <w:t>3.4.2 Binary cross-entropy and logistic stacking</w:t>
+      </w:r>
+    </w:p>
+    <w:p>
+      <w:pPr>
+        <w:spacing w:lineRule="auto" w:line="276" w:after="120"/>
+        <w:ind w:firstLine="720"/>
+      </w:pPr>
+      <w:r>
+        <w:rPr>
+          <w:rFonts w:ascii="Times New Roman" w:hAnsi="Times New Roman"/>
+          <w:b w:val="0"/>
+          <w:i w:val="0"/>
+          <w:color w:val="000000"/>
+          <w:sz w:val="24"/>
+        </w:rPr>
+        <w:t>The level-2 meta-learner is logistic regression on OOF stack z_i = (a_i^IF, a_i^AE, p_i^HGB)^T. Given label y_i and prediction p_i, binary cross-entropy (negative log-likelihood) is:</w:t>
+      </w:r>
+    </w:p>
+    <w:p>
+      <w:pPr>
+        <w:spacing w:before="80" w:after="80"/>
+        <w:jc w:val="center"/>
+      </w:pPr>
+      <w:r>
+        <w:rPr>
+          <w:rFonts w:ascii="Times New Roman" w:hAnsi="Times New Roman"/>
+          <w:b w:val="0"/>
+          <w:i/>
+          <w:color w:val="000000"/>
+          <w:sz w:val="22"/>
+        </w:rPr>
+        <w:t>L_BCE = -(1/N) sum_{i=1}^N [ y_i log(p_i) + (1 - y_i) log(1 - p_i) ]</w:t>
+      </w:r>
+      <w:r>
+        <w:rPr>
+          <w:rFonts w:ascii="Times New Roman" w:hAnsi="Times New Roman"/>
+          <w:b w:val="0"/>
+          <w:i w:val="0"/>
+          <w:color w:val="000000"/>
+          <w:sz w:val="22"/>
+        </w:rPr>
+        <w:t xml:space="preserve">    (11)</w:t>
+      </w:r>
+    </w:p>
+    <w:p>
+      <w:pPr>
+        <w:spacing w:before="80" w:after="80"/>
+        <w:jc w:val="center"/>
+      </w:pPr>
+      <w:r>
+        <w:rPr>
+          <w:rFonts w:ascii="Times New Roman" w:hAnsi="Times New Roman"/>
+          <w:b w:val="0"/>
+          <w:i/>
+          <w:color w:val="000000"/>
+          <w:sz w:val="22"/>
+        </w:rPr>
+        <w:t>p_hat_i = sigma(w^T z_i + b), sigma(z) = 1 / (1 + exp(-z))</w:t>
+      </w:r>
+      <w:r>
+        <w:rPr>
+          <w:rFonts w:ascii="Times New Roman" w:hAnsi="Times New Roman"/>
+          <w:b w:val="0"/>
+          <w:i w:val="0"/>
+          <w:color w:val="000000"/>
+          <w:sz w:val="22"/>
+        </w:rPr>
+        <w:t xml:space="preserve">    (12)</w:t>
+      </w:r>
+    </w:p>
+    <w:p>
+      <w:pPr>
+        <w:spacing w:lineRule="auto" w:line="276" w:after="120"/>
+        <w:ind w:firstLine="720"/>
+      </w:pPr>
+      <w:r>
+        <w:rPr>
+          <w:rFonts w:ascii="Times New Roman" w:hAnsi="Times New Roman"/>
+          <w:b w:val="0"/>
+          <w:i w:val="0"/>
+          <w:color w:val="000000"/>
+          <w:sz w:val="24"/>
+        </w:rPr>
+        <w:t>HistGradientBoosting updates an additive tree ensemble F_T(x) = F_{T-1}(x) + eta * h_t(x) with learning rate eta = 0.05, depth limit 8, and L2 penalty lambda = 1. Out-of-fold protocol trains each base model on D \ F_k and predicts only on fold F_k, eliminating in-sample leakage (Kohavi, 1995).</w:t>
+      </w:r>
+    </w:p>
+    <w:p>
+      <w:pPr>
+        <w:spacing w:before="160" w:after="80"/>
+      </w:pPr>
+      <w:r>
+        <w:rPr>
+          <w:rFonts w:ascii="Times New Roman" w:hAnsi="Times New Roman"/>
+          <w:b/>
+          <w:i w:val="0"/>
+          <w:color w:val="000000"/>
+          <w:sz w:val="24"/>
+        </w:rPr>
+        <w:t>3.4.3 Discrimination, calibration, and independence tests</w:t>
+      </w:r>
+    </w:p>
+    <w:p>
+      <w:pPr>
+        <w:spacing w:lineRule="auto" w:line="276" w:after="120"/>
+        <w:ind w:firstLine="720"/>
+      </w:pPr>
+      <w:r>
+        <w:rPr>
+          <w:rFonts w:ascii="Times New Roman" w:hAnsi="Times New Roman"/>
+          <w:b w:val="0"/>
+          <w:i w:val="0"/>
+          <w:color w:val="000000"/>
+          <w:sz w:val="24"/>
+        </w:rPr>
+        <w:t>At threshold t, true positive rate and false positive rate define the ROC curve:</w:t>
+      </w:r>
+    </w:p>
+    <w:p>
+      <w:pPr>
+        <w:spacing w:before="80" w:after="80"/>
+        <w:jc w:val="center"/>
+      </w:pPr>
+      <w:r>
+        <w:rPr>
+          <w:rFonts w:ascii="Times New Roman" w:hAnsi="Times New Roman"/>
+          <w:b w:val="0"/>
+          <w:i/>
+          <w:color w:val="000000"/>
+          <w:sz w:val="22"/>
+        </w:rPr>
+        <w:t>TPR(t) = TP / (TP + FN), FPR(t) = FP / (FP + TN)</w:t>
+      </w:r>
+      <w:r>
+        <w:rPr>
+          <w:rFonts w:ascii="Times New Roman" w:hAnsi="Times New Roman"/>
+          <w:b w:val="0"/>
+          <w:i w:val="0"/>
+          <w:color w:val="000000"/>
+          <w:sz w:val="22"/>
+        </w:rPr>
+        <w:t xml:space="preserve">    (13)</w:t>
+      </w:r>
+    </w:p>
+    <w:p>
+      <w:pPr>
+        <w:spacing w:before="80" w:after="80"/>
+        <w:jc w:val="center"/>
+      </w:pPr>
+      <w:r>
+        <w:rPr>
+          <w:rFonts w:ascii="Times New Roman" w:hAnsi="Times New Roman"/>
+          <w:b w:val="0"/>
+          <w:i/>
+          <w:color w:val="000000"/>
+          <w:sz w:val="22"/>
+        </w:rPr>
+        <w:t>AUROC(z) = integral_0^1 TPR(FPR^{-1}(u)) du</w:t>
+      </w:r>
+      <w:r>
+        <w:rPr>
+          <w:rFonts w:ascii="Times New Roman" w:hAnsi="Times New Roman"/>
+          <w:b w:val="0"/>
+          <w:i w:val="0"/>
+          <w:color w:val="000000"/>
+          <w:sz w:val="22"/>
+        </w:rPr>
+        <w:t xml:space="preserve">    (14)</w:t>
+      </w:r>
+    </w:p>
+    <w:p>
+      <w:pPr>
+        <w:spacing w:lineRule="auto" w:line="276" w:after="120"/>
+        <w:ind w:firstLine="720"/>
+      </w:pPr>
+      <w:r>
+        <w:rPr>
+          <w:rFonts w:ascii="Times New Roman" w:hAnsi="Times New Roman"/>
+          <w:b w:val="0"/>
+          <w:i w:val="0"/>
+          <w:color w:val="000000"/>
+          <w:sz w:val="24"/>
+        </w:rPr>
+        <w:t>Calibration and operational metrics used in this study are:</w:t>
+      </w:r>
+    </w:p>
+    <w:p>
+      <w:pPr>
+        <w:spacing w:before="80" w:after="80"/>
+        <w:jc w:val="center"/>
+      </w:pPr>
+      <w:r>
+        <w:rPr>
+          <w:rFonts w:ascii="Times New Roman" w:hAnsi="Times New Roman"/>
+          <w:b w:val="0"/>
+          <w:i/>
+          <w:color w:val="000000"/>
+          <w:sz w:val="22"/>
+        </w:rPr>
+        <w:t>Brier(p_hat, y) = (1/N) sum_i (y_i - p_hat_i)^2</w:t>
+      </w:r>
+      <w:r>
+        <w:rPr>
+          <w:rFonts w:ascii="Times New Roman" w:hAnsi="Times New Roman"/>
+          <w:b w:val="0"/>
+          <w:i w:val="0"/>
+          <w:color w:val="000000"/>
+          <w:sz w:val="22"/>
+        </w:rPr>
+        <w:t xml:space="preserve">    (15)</w:t>
+      </w:r>
+    </w:p>
+    <w:p>
+      <w:pPr>
+        <w:spacing w:before="80" w:after="80"/>
+        <w:jc w:val="center"/>
+      </w:pPr>
+      <w:r>
+        <w:rPr>
+          <w:rFonts w:ascii="Times New Roman" w:hAnsi="Times New Roman"/>
+          <w:b w:val="0"/>
+          <w:i/>
+          <w:color w:val="000000"/>
+          <w:sz w:val="22"/>
+        </w:rPr>
+        <w:t>F_1(tau) = 2 * Precision(tau) * Recall(tau) / (Precision(tau) + Recall(tau))</w:t>
+      </w:r>
+      <w:r>
+        <w:rPr>
+          <w:rFonts w:ascii="Times New Roman" w:hAnsi="Times New Roman"/>
+          <w:b w:val="0"/>
+          <w:i w:val="0"/>
+          <w:color w:val="000000"/>
+          <w:sz w:val="22"/>
+        </w:rPr>
+        <w:t xml:space="preserve">    (16)</w:t>
+      </w:r>
+    </w:p>
+    <w:p>
+      <w:pPr>
+        <w:spacing w:before="80" w:after="80"/>
+        <w:jc w:val="center"/>
+      </w:pPr>
+      <w:r>
+        <w:rPr>
+          <w:rFonts w:ascii="Times New Roman" w:hAnsi="Times New Roman"/>
+          <w:b w:val="0"/>
+          <w:i/>
+          <w:color w:val="000000"/>
+          <w:sz w:val="22"/>
+        </w:rPr>
+        <w:t>Gini = 2 * AUROC - 1</w:t>
+      </w:r>
+      <w:r>
+        <w:rPr>
+          <w:rFonts w:ascii="Times New Roman" w:hAnsi="Times New Roman"/>
+          <w:b w:val="0"/>
+          <w:i w:val="0"/>
+          <w:color w:val="000000"/>
+          <w:sz w:val="22"/>
+        </w:rPr>
+        <w:t xml:space="preserve">    (17)</w:t>
+      </w:r>
+    </w:p>
+    <w:p>
+      <w:pPr>
+        <w:spacing w:lineRule="auto" w:line="276" w:after="120"/>
+        <w:ind w:firstLine="720"/>
+      </w:pPr>
+      <w:r>
+        <w:rPr>
+          <w:rFonts w:ascii="Times New Roman" w:hAnsi="Times New Roman"/>
+          <w:b w:val="0"/>
+          <w:i w:val="0"/>
+          <w:color w:val="000000"/>
+          <w:sz w:val="24"/>
+        </w:rPr>
+        <w:t>For contingency table O_rc (risk tier r, audit outcome c) with expected counts E_rc under independence, the chi-square statistic is:</w:t>
+      </w:r>
+    </w:p>
+    <w:p>
+      <w:pPr>
+        <w:spacing w:before="80" w:after="80"/>
+        <w:jc w:val="center"/>
+      </w:pPr>
+      <w:r>
+        <w:rPr>
+          <w:rFonts w:ascii="Times New Roman" w:hAnsi="Times New Roman"/>
+          <w:b w:val="0"/>
+          <w:i/>
+          <w:color w:val="000000"/>
+          <w:sz w:val="22"/>
+        </w:rPr>
+        <w:t>chi^2 = sum_{r,c} (O_rc - E_rc)^2 / E_rc, df = (R - 1)(C - 1)</w:t>
+      </w:r>
+      <w:r>
+        <w:rPr>
+          <w:rFonts w:ascii="Times New Roman" w:hAnsi="Times New Roman"/>
+          <w:b w:val="0"/>
+          <w:i w:val="0"/>
+          <w:color w:val="000000"/>
+          <w:sz w:val="22"/>
+        </w:rPr>
+        <w:t xml:space="preserve">    (18)</w:t>
+      </w:r>
+    </w:p>
+    <w:p>
+      <w:pPr>
+        <w:spacing w:lineRule="auto" w:line="276" w:after="120"/>
+        <w:ind w:firstLine="720"/>
+      </w:pPr>
+      <w:r>
+        <w:rPr>
+          <w:rFonts w:ascii="Times New Roman" w:hAnsi="Times New Roman"/>
+          <w:b w:val="0"/>
+          <w:i w:val="0"/>
+          <w:color w:val="000000"/>
+          <w:sz w:val="24"/>
+        </w:rPr>
+        <w:t>In this prototype, chi^2 = 6.13, df = 4, p = 0.190. The hard classifier at deployment is y_hat_i = 1[p_hat_i &gt;= tau*].</w:t>
+      </w:r>
+    </w:p>
+    <w:p>
+      <w:pPr>
+        <w:spacing w:before="80" w:after="80"/>
+        <w:jc w:val="center"/>
+      </w:pPr>
+      <w:r>
+        <w:rPr>
+          <w:rFonts w:ascii="Times New Roman" w:hAnsi="Times New Roman"/>
+          <w:b w:val="0"/>
+          <w:i/>
+          <w:color w:val="000000"/>
+          <w:sz w:val="22"/>
+        </w:rPr>
+        <w:t>y_hat_i = 1[p_hat_i &gt;= tau*]</w:t>
+      </w:r>
+      <w:r>
+        <w:rPr>
+          <w:rFonts w:ascii="Times New Roman" w:hAnsi="Times New Roman"/>
+          <w:b w:val="0"/>
+          <w:i w:val="0"/>
+          <w:color w:val="000000"/>
+          <w:sz w:val="22"/>
+        </w:rPr>
+        <w:t xml:space="preserve">    (19)</w:t>
+      </w:r>
+    </w:p>
+    <w:p>
+      <w:pPr>
+        <w:spacing w:before="160" w:after="80"/>
+      </w:pPr>
+      <w:r>
+        <w:rPr>
+          <w:rFonts w:ascii="Times New Roman" w:hAnsi="Times New Roman"/>
+          <w:b/>
+          <w:i w:val="0"/>
+          <w:color w:val="000000"/>
+          <w:sz w:val="22"/>
+        </w:rPr>
+        <w:t>Table 7. Calculated evaluation metrics (out-of-fold).</w:t>
+      </w:r>
+    </w:p>
+    <w:tbl>
+      <w:tblPr>
+        <w:tblStyle w:val="TableGrid"/>
+        <w:tblW w:type="auto" w:w="0"/>
+        <w:tblLook w:firstColumn="1" w:firstRow="1" w:lastColumn="0" w:lastRow="0" w:noHBand="0" w:noVBand="1" w:val="04A0"/>
+      </w:tblPr>
+      <w:tblGrid>
+        <w:gridCol w:w="3120"/>
+        <w:gridCol w:w="3120"/>
+        <w:gridCol w:w="3120"/>
+      </w:tblGrid>
+      <w:tr>
+        <w:tc>
+          <w:tcPr>
+            <w:tcW w:type="dxa" w:w="3120"/>
+          </w:tcPr>
+          <w:p>
+            <w:r>
+              <w:t>Metric</w:t>
+            </w:r>
+          </w:p>
+        </w:tc>
+        <w:tc>
+          <w:tcPr>
+            <w:tcW w:type="dxa" w:w="3120"/>
+          </w:tcPr>
+          <w:p>
+            <w:r>
+              <w:t>Formula (Eq.)</w:t>
+            </w:r>
+          </w:p>
+        </w:tc>
+        <w:tc>
+          <w:tcPr>
+            <w:tcW w:type="dxa" w:w="3120"/>
+          </w:tcPr>
+          <w:p>
+            <w:r>
+              <w:t>TaxGuard value</w:t>
+            </w:r>
+          </w:p>
+        </w:tc>
+      </w:tr>
+      <w:tr>
+        <w:tc>
+          <w:tcPr>
+            <w:tcW w:type="dxa" w:w="3120"/>
+          </w:tcPr>
+          <w:p>
+            <w:r>
+              <w:t>AUROC(p_hat, y)</w:t>
+            </w:r>
+          </w:p>
+        </w:tc>
+        <w:tc>
+          <w:tcPr>
+            <w:tcW w:type="dxa" w:w="3120"/>
+          </w:tcPr>
+          <w:p>
+            <w:r>
+              <w:t>14</w:t>
+            </w:r>
+          </w:p>
+        </w:tc>
+        <w:tc>
+          <w:tcPr>
+            <w:tcW w:type="dxa" w:w="3120"/>
+          </w:tcPr>
+          <w:p>
+            <w:r>
+              <w:t>0.9948</w:t>
+            </w:r>
+          </w:p>
+        </w:tc>
+      </w:tr>
+      <w:tr>
+        <w:tc>
+          <w:tcPr>
+            <w:tcW w:type="dxa" w:w="3120"/>
+          </w:tcPr>
+          <w:p>
+            <w:r>
+              <w:t>PR-AUC</w:t>
+            </w:r>
+          </w:p>
+        </w:tc>
+        <w:tc>
+          <w:tcPr>
+            <w:tcW w:type="dxa" w:w="3120"/>
+          </w:tcPr>
+          <w:p>
+            <w:r>
+              <w:t>integral of precision-recall</w:t>
+            </w:r>
+          </w:p>
+        </w:tc>
+        <w:tc>
+          <w:tcPr>
+            <w:tcW w:type="dxa" w:w="3120"/>
+          </w:tcPr>
+          <w:p>
+            <w:r>
+              <w:t>0.9920</w:t>
+            </w:r>
+          </w:p>
+        </w:tc>
+      </w:tr>
+      <w:tr>
+        <w:tc>
+          <w:tcPr>
+            <w:tcW w:type="dxa" w:w="3120"/>
+          </w:tcPr>
+          <w:p>
+            <w:r>
+              <w:t>Brier score</w:t>
+            </w:r>
+          </w:p>
+        </w:tc>
+        <w:tc>
+          <w:tcPr>
+            <w:tcW w:type="dxa" w:w="3120"/>
+          </w:tcPr>
+          <w:p>
+            <w:r>
+              <w:t>15</w:t>
+            </w:r>
+          </w:p>
+        </w:tc>
+        <w:tc>
+          <w:tcPr>
+            <w:tcW w:type="dxa" w:w="3120"/>
+          </w:tcPr>
+          <w:p>
+            <w:r>
+              <w:t>0.0244</w:t>
+            </w:r>
+          </w:p>
+        </w:tc>
+      </w:tr>
+      <w:tr>
+        <w:tc>
+          <w:tcPr>
+            <w:tcW w:type="dxa" w:w="3120"/>
+          </w:tcPr>
+          <w:p>
+            <w:r>
+              <w:t>F1 at tau*</w:t>
+            </w:r>
+          </w:p>
+        </w:tc>
+        <w:tc>
+          <w:tcPr>
+            <w:tcW w:type="dxa" w:w="3120"/>
+          </w:tcPr>
+          <w:p>
+            <w:r>
+              <w:t>16</w:t>
+            </w:r>
+          </w:p>
+        </w:tc>
+        <w:tc>
+          <w:tcPr>
+            <w:tcW w:type="dxa" w:w="3120"/>
+          </w:tcPr>
+          <w:p>
+            <w:r>
+              <w:t>0.9576</w:t>
+            </w:r>
+          </w:p>
+        </w:tc>
+      </w:tr>
+      <w:tr>
+        <w:tc>
+          <w:tcPr>
+            <w:tcW w:type="dxa" w:w="3120"/>
+          </w:tcPr>
+          <w:p>
+            <w:r>
+              <w:t>tau* (F1-optimal)</w:t>
+            </w:r>
+          </w:p>
+        </w:tc>
+        <w:tc>
+          <w:tcPr>
+            <w:tcW w:type="dxa" w:w="3120"/>
+          </w:tcPr>
+          <w:p>
+            <w:r>
+              <w:t>19</w:t>
+            </w:r>
+          </w:p>
+        </w:tc>
+        <w:tc>
+          <w:tcPr>
+            <w:tcW w:type="dxa" w:w="3120"/>
+          </w:tcPr>
+          <w:p>
+            <w:r>
+              <w:t>0.7811</w:t>
+            </w:r>
+          </w:p>
+        </w:tc>
+      </w:tr>
+      <w:tr>
+        <w:tc>
+          <w:tcPr>
+            <w:tcW w:type="dxa" w:w="3120"/>
+          </w:tcPr>
+          <w:p>
+            <w:r>
+              <w:t>Gini coefficient</w:t>
+            </w:r>
+          </w:p>
+        </w:tc>
+        <w:tc>
+          <w:tcPr>
+            <w:tcW w:type="dxa" w:w="3120"/>
+          </w:tcPr>
+          <w:p>
+            <w:r>
+              <w:t>17</w:t>
+            </w:r>
+          </w:p>
+        </w:tc>
+        <w:tc>
+          <w:tcPr>
+            <w:tcW w:type="dxa" w:w="3120"/>
+          </w:tcPr>
+          <w:p>
+            <w:r>
+              <w:t>0.9896</w:t>
+            </w:r>
+          </w:p>
+        </w:tc>
+      </w:tr>
+      <w:tr>
+        <w:tc>
+          <w:tcPr>
+            <w:tcW w:type="dxa" w:w="3120"/>
+          </w:tcPr>
+          <w:p>
+            <w:r>
+              <w:t>Baseline AUROC (Audit_Likelihood)</w:t>
+            </w:r>
+          </w:p>
+        </w:tc>
+        <w:tc>
+          <w:tcPr>
+            <w:tcW w:type="dxa" w:w="3120"/>
+          </w:tcPr>
+          <w:p>
+            <w:r>
+              <w:t>14</w:t>
+            </w:r>
+          </w:p>
+        </w:tc>
+        <w:tc>
+          <w:tcPr>
+            <w:tcW w:type="dxa" w:w="3120"/>
+          </w:tcPr>
+          <w:p>
+            <w:r>
+              <w:t>0.6965</w:t>
+            </w:r>
+          </w:p>
+        </w:tc>
+      </w:tr>
+    </w:tbl>
+    <w:p>
+      <w:pPr>
+        <w:spacing w:lineRule="auto" w:line="276" w:after="120"/>
+        <w:ind w:firstLine="720"/>
+      </w:pPr>
+      <w:r>
+        <w:rPr>
+          <w:rFonts w:ascii="Times New Roman" w:hAnsi="Times New Roman"/>
+          <w:b w:val="0"/>
+          <w:i w:val="0"/>
+          <w:color w:val="000000"/>
+          <w:sz w:val="24"/>
+        </w:rPr>
+        <w:t>SHAP values phi_ij satisfy the efficiency constraint f(x_i) = E[f(X)] + sum_j phi_ij, decomposing each ensemble score into feature-level contributions for auditor review. Worked example: for a flagged filing with STR = 20%, ETR approx 7.69%, and DEV approx 12.31 percentage points, ETR/STR approx 0.38, indicating large statutory-effective separation on substantial profit.</w:t>
+      </w:r>
+    </w:p>
+    <w:p>
+      <w:pPr>
+        <w:spacing w:before="80" w:after="80"/>
+        <w:jc w:val="center"/>
+      </w:pPr>
+      <w:r>
+        <w:rPr>
+          <w:rFonts w:ascii="Times New Roman" w:hAnsi="Times New Roman"/>
+          <w:b w:val="0"/>
+          <w:i/>
+          <w:color w:val="000000"/>
+          <w:sz w:val="22"/>
+        </w:rPr>
+        <w:t>f(x_i) = E[f(X)] + sum_{j=1}^{d} phi_ij</w:t>
+      </w:r>
+      <w:r>
+        <w:rPr>
+          <w:rFonts w:ascii="Times New Roman" w:hAnsi="Times New Roman"/>
+          <w:b w:val="0"/>
+          <w:i w:val="0"/>
+          <w:color w:val="000000"/>
+          <w:sz w:val="22"/>
+        </w:rPr>
+        <w:t xml:space="preserve">    (20)</w:t>
       </w:r>
     </w:p>
     <w:p>
@@ -1157,7 +2458,7 @@
           <w:color w:val="000000"/>
           <w:sz w:val="24"/>
         </w:rPr>
-        <w:t>Exploratory analysis established that High-risk filings exhibit heavier right tails on tax rate deviation and aggressive planning scores, while revenue alone does not separate tiers cleanly. Offshore intensity rises toward the High tier, supporting inclusion of offshore features in the modelling matrix. These patterns confirm that revenue-only manual rules are weakly justified and align with international evidence that statutory–effective gaps dominate corporate audit selection (OECD, 2015).</w:t>
+        <w:t>Exploratory analysis established that High-risk filings exhibit heavier right tails on tax rate deviation and aggressive planning scores, while revenue alone does not separate tiers cleanly. Offshore intensity rises toward the High tier, supporting inclusion of offshore features in the modelling matrix. These patterns confirm that revenue-only manual rules are weakly justified and align with international evidence that statutory-effective gaps dominate corporate audit selection (OECD, 2015).</w:t>
       </w:r>
     </w:p>
     <w:p>
@@ -1940,7 +3241,7 @@
           <w:color w:val="000000"/>
           <w:sz w:val="24"/>
         </w:rPr>
-        <w:t>Composite masks reveal cohorts manual rules miss. First-time aggressors with top-decile deviation and zero fines show 91.4% high-risk rate versus 33.4% baseline—a 2.74-fold uplift. Firms with high planning but Clean audit history show 1.40-fold uplift, exposing recency bias. Revenue-only selection (low margin plus high revenue) shows no uplift (0.98×), confirming that turnover thresholds should not dominate selection.</w:t>
+        <w:t>Composite masks reveal cohorts manual rules miss. First-time aggressors with top-decile deviation and zero fines show 91.4% high-risk rate versus 33.4% baseline, a 2.74-fold uplift. Firms with high planning but Clean audit history show 1.40-fold uplift, exposing recency bias. Revenue-only selection (low margin plus high revenue) shows no uplift (0.98×), confirming that turnover thresholds should not dominate selection.</w:t>
       </w:r>
     </w:p>
     <w:p>
@@ -2026,7 +3327,7 @@
           <w:color w:val="000000"/>
           <w:sz w:val="24"/>
         </w:rPr>
-        <w:t>The stacked TaxGuard ensemble achieved OOF ROC-AUC 0.9948, PR-AUC 0.9920, Brier score 0.0244, and F1 0.9576 at optimal threshold 0.7811. HistGradientBoosting alone reached AUROC 0.9964, while Isolation Forest and autoencoder alone underperformed (AUROC 0.32 and 0.42) yet contributed orthogonal errors to the meta-learner. Relative to Audit_Likelihood ({auc_base:.4f}), the ensemble improves ranking quality by approximately 43% in AUROC terms—meaning auditors reach high-risk firms much earlier in the queue.</w:t>
+        <w:t>The stacked TaxGuard ensemble achieved OOF ROC-AUC 0.9948, PR-AUC 0.9920, Brier score 0.0244, and F1 0.9576 at optimal threshold 0.7811. HistGradientBoosting alone reached AUROC 0.9964, while Isolation Forest and autoencoder alone underperformed (AUROC 0.32 and 0.42) yet contributed orthogonal errors to the meta-learner. Relative to Audit_Likelihood ({auc_base:.4f}), the ensemble improves ranking quality by approximately 43% in AUROC terms, meaning auditors reach high-risk firms much earlier in the queue.</w:t>
       </w:r>
     </w:p>
     <w:p>
@@ -2300,7 +3601,7 @@
           <w:color w:val="000000"/>
           <w:sz w:val="22"/>
         </w:rPr>
-        <w:t>Figure 8. Out-of-fold ROC and precision–recall curves: TaxGuard ensemble versus component models and baseline. Source: TaxGuard hybrid model notebook.</w:t>
+        <w:t>Figure 8. Out-of-fold ROC and precision-recall curves: TaxGuard ensemble versus component models and baseline. Source: TaxGuard hybrid model notebook.</w:t>
       </w:r>
     </w:p>
     <w:p>
@@ -2582,7 +3883,7 @@
           <w:color w:val="000000"/>
           <w:sz w:val="24"/>
         </w:rPr>
-        <w:t>The research analysed corporate tax audit risk at ZIMRA and established that engineered tax-gap features outperform legacy Audit_Likelihood heuristics by a wide margin (Nyoni and Matshisela, 2018). Tax rate deviation emerged as the dominant univariate predictor, supporting mandatory statutory–effective gap rules in audit management systems. Composite indicators demonstrated that manual processes systematically under-select first-time aggressors and firms with clean histories but elevated planning scores—cohorts with uplift up to 2.74 times baseline high-risk prevalence.</w:t>
+        <w:t>The research analysed corporate tax audit risk at ZIMRA and established that engineered tax-gap features outperform legacy Audit_Likelihood heuristics by a wide margin (Nyoni and Matshisela, 2018). Tax rate deviation emerged as the dominant univariate predictor, supporting mandatory statutory-effective gap rules in audit management systems. Composite indicators demonstrated that manual processes systematically under-select first-time aggressors and firms with clean histories but elevated planning scores, cohorts with uplift up to 2.74 times baseline high-risk prevalence.</w:t>
       </w:r>
     </w:p>
     <w:p>
@@ -2630,7 +3931,7 @@
           <w:color w:val="000000"/>
           <w:sz w:val="24"/>
         </w:rPr>
-        <w:t>Comparison with Nyoni and Matshisela (2018) German credit benchmarks (best AUROC 0.8048) illustrates methodological alignment while emphasising domain difference: TaxGuard targets corporate tax tiers on structured research data, not consumer loan default. Metrics are not directly comparable across domains, but evaluation discipline—cross-validation, AUROC, calibration—matches Zimbabwean scoring research norms.</w:t>
+        <w:t>Comparison with Nyoni and Matshisela (2018) German credit benchmarks (best AUROC 0.8048) illustrates methodological alignment while emphasising domain difference: TaxGuard targets corporate tax tiers on structured research data, not consumer loan default. Metrics are not directly comparable across domains, but evaluation discipline, cross-validation, AUROC, calibration, matches Zimbabwean scoring research norms.</w:t>
       </w:r>
     </w:p>
     <w:p>
@@ -2662,7 +3963,7 @@
           <w:color w:val="000000"/>
           <w:sz w:val="24"/>
         </w:rPr>
-        <w:t>Phased integration is recommended. Phase 1 (0–6 months): batch-score corporate returns monthly in a pilot region; display top decile with SHAP summaries; compare against legacy Audit_Likelihood ranking; measure hit rate on Qualified and Adverse closures. Phase 2 (6–18 months): embed scores in Audit Management System workflow; add sector and VAT features; calibrate thresholds by industry; train examiner workshops on reading SHAP waterfalls. Phase 3 (18–36 months): near-real-time scoring on e-filing; automated retraining pipeline; publish aggregate compliance analytics under privacy-preserving governance.</w:t>
+        <w:t>Phased integration is recommended. Phase 1 (0-6 months): batch-score corporate returns monthly in a pilot region; display top decile with SHAP summaries; compare against legacy Audit_Likelihood ranking; measure hit rate on Qualified and Adverse closures. Phase 2 (6-18 months): embed scores in Audit Management System workflow; add sector and VAT features; calibrate thresholds by industry; train examiner workshops on reading SHAP waterfalls. Phase 3 (18-36 months): near-real-time scoring on e-filing; automated retraining pipeline; publish aggregate compliance analytics under privacy-preserving governance.</w:t>
       </w:r>
     </w:p>
     <w:p>
@@ -2709,7 +4010,7 @@
           <w:color w:val="000000"/>
           <w:sz w:val="24"/>
         </w:rPr>
-        <w:t>Deployment should proceed through phased Audit Management System integration with human sign-off, sector and VAT enrichment, and quarterly retraining on audit closures—turning each completed audit into institutional learning consistent with Zimbabwe’s fiscal digitalisation agenda. Future work includes live operational validation, sector-normalised thresholds, field trials measuring incremental revenue per audit hour attributable to TaxGuard ranking, and publication of aggregate compliance analytics under privacy-preserving governance frameworks advocated in the National AI Strategy (2026–2030).</w:t>
+        <w:t>Deployment should proceed through phased Audit Management System integration with human sign-off, sector and VAT enrichment, and quarterly retraining on audit closures, turning each completed audit into institutional learning consistent with Zimbabwe’s fiscal digitalisation agenda. Future work includes live operational validation, sector-normalised thresholds, field trials measuring incremental revenue per audit hour attributable to TaxGuard ranking, and publication of aggregate compliance analytics under privacy-preserving governance frameworks advocated in the National AI Strategy (2026-2030).</w:t>
       </w:r>
     </w:p>
     <w:p>
@@ -2772,7 +4073,7 @@
           <w:color w:val="000000"/>
           <w:sz w:val="22"/>
         </w:rPr>
-        <w:t>[3] Chen, T. and Guestrin, C. (2016) ‘XGBoost: A scalable tree boosting system’, Proceedings of KDD, pp. 785–794. doi: 10.1145/2939672.2939785.</w:t>
+        <w:t>[3] Chen, T. and Guestrin, C. (2016) ‘XGBoost: A scalable tree boosting system’, Proceedings of KDD, pp. 785-794. doi: 10.1145/2939672.2939785.</w:t>
       </w:r>
     </w:p>
     <w:p>
@@ -2788,7 +4089,7 @@
           <w:color w:val="000000"/>
           <w:sz w:val="22"/>
         </w:rPr>
-        <w:t>[4] Crook, J.N., Edelman, D.B. and Thomas, L.C. (2007) ‘Recent developments in consumer credit risk assessment’, European Journal of Operational Research, 183(3), pp. 1447–1465. doi: 10.1016/j.ejor.2006.09.100.</w:t>
+        <w:t>[4] Crook, J.N., Edelman, D.B. and Thomas, L.C. (2007) ‘Recent developments in consumer credit risk assessment’, European Journal of Operational Research, 183(3), pp. 1447-1465. doi: 10.1016/j.ejor.2006.09.100.</w:t>
       </w:r>
     </w:p>
     <w:p>
@@ -2804,7 +4105,7 @@
           <w:color w:val="000000"/>
           <w:sz w:val="22"/>
         </w:rPr>
-        <w:t>[5] Friedman, J.H. (2001) ‘Greedy function approximation: a gradient boosting machine’, Annals of Statistics, 29(5), pp. 1189–1232. doi: 10.1214/aos/1013203451.</w:t>
+        <w:t>[5] Friedman, J.H. (2001) ‘Greedy function approximation: a gradient boosting machine’, Annals of Statistics, 29(5), pp. 1189-1232. doi: 10.1214/aos/1013203451.</w:t>
       </w:r>
     </w:p>
     <w:p>
@@ -2820,7 +4121,7 @@
           <w:color w:val="000000"/>
           <w:sz w:val="22"/>
         </w:rPr>
-        <w:t>[6] Government of Zimbabwe (2026) ‘National AI Strategy 2026–2030’, Harare.</w:t>
+        <w:t>[6] Government of Zimbabwe (2026) ‘National AI Strategy 2026-2030’, Harare.</w:t>
       </w:r>
     </w:p>
     <w:p>
@@ -2852,7 +4153,7 @@
           <w:color w:val="000000"/>
           <w:sz w:val="22"/>
         </w:rPr>
-        <w:t>[8] Hanley, J.A. and McNeil, B.J. (1982) ‘The meaning and use of the area under a receiver operating characteristic (ROC) curve’, Radiology, 143(1), pp. 29–36. doi: 10.1148/radiology.143.1.7063747.</w:t>
+        <w:t>[8] Hanley, J.A. and McNeil, B.J. (1982) ‘The meaning and use of the area under a receiver operating characteristic (ROC) curve’, Radiology, 143(1), pp. 29-36. doi: 10.1148/radiology.143.1.7063747.</w:t>
       </w:r>
     </w:p>
     <w:p>
@@ -2884,7 +4185,7 @@
           <w:color w:val="000000"/>
           <w:sz w:val="22"/>
         </w:rPr>
-        <w:t>[10] Hinton, G.E. and Salakhutdinov, R.R. (2006) ‘Reducing the dimensionality of data with neural networks’, Science, 313(5786), pp. 504–507. doi: 10.1126/science.1127647.</w:t>
+        <w:t>[10] Hinton, G.E. and Salakhutdinov, R.R. (2006) ‘Reducing the dimensionality of data with neural networks’, Science, 313(5786), pp. 504-507. doi: 10.1126/science.1127647.</w:t>
       </w:r>
     </w:p>
     <w:p>
@@ -2900,7 +4201,7 @@
           <w:color w:val="000000"/>
           <w:sz w:val="22"/>
         </w:rPr>
-        <w:t>[11] Kohavi, R. (1995) ‘A study of cross-validation and bootstrap for accuracy estimation and model selection’, Proceedings of IJCAI, pp. 1137–1143.</w:t>
+        <w:t>[11] Kohavi, R. (1995) ‘A study of cross-validation and bootstrap for accuracy estimation and model selection’, Proceedings of IJCAI, pp. 1137-1143.</w:t>
       </w:r>
     </w:p>
     <w:p>
@@ -2916,7 +4217,7 @@
           <w:color w:val="000000"/>
           <w:sz w:val="22"/>
         </w:rPr>
-        <w:t>[12] Liu, F.T., Ting, K.M. and Zhou, Z.-H. (2008) ‘Isolation Forest’, Proceedings of IEEE ICDM, pp. 413–418. doi: 10.1109/ICDM.2008.17.</w:t>
+        <w:t>[12] Liu, F.T., Ting, K.M. and Zhou, Z.-H. (2008) ‘Isolation Forest’, Proceedings of IEEE ICDM, pp. 413-418. doi: 10.1109/ICDM.2008.17.</w:t>
       </w:r>
     </w:p>
     <w:p>
@@ -2932,7 +4233,7 @@
           <w:color w:val="000000"/>
           <w:sz w:val="22"/>
         </w:rPr>
-        <w:t>[13] Lundberg, S.M. and Lee, S.-I. (2017) ‘A unified approach to interpreting model predictions’, Advances in Neural Information Processing Systems, 30, pp. 4765–4774.</w:t>
+        <w:t>[13] Lundberg, S.M. and Lee, S.-I. (2017) ‘A unified approach to interpreting model predictions’, Advances in Neural Information Processing Systems, 30, pp. 4765-4774.</w:t>
       </w:r>
     </w:p>
     <w:p>
@@ -2964,7 +4265,7 @@
           <w:color w:val="000000"/>
           <w:sz w:val="22"/>
         </w:rPr>
-        <w:t>[15] Nyathi, K.T. et al. (2014) ‘Optimisation of the linear probability model for credit risk management’, International Journal of Computer and Information Technology, 3(6), pp. 1340–1345.</w:t>
+        <w:t>[15] Nyathi, K.T. et al. (2014) ‘Optimisation of the linear probability model for credit risk management’, International Journal of Computer and Information Technology, 3(6), pp. 1340-1345.</w:t>
       </w:r>
     </w:p>
     <w:p>
@@ -2980,7 +4281,7 @@
           <w:color w:val="000000"/>
           <w:sz w:val="22"/>
         </w:rPr>
-        <w:t>[16] Nyoni, E.E.T. and Matshisela, N. (2018) ‘Credit scoring using machine learning algorithms’, Zimbabwe Journal of Science &amp; Technology, 13, pp. 26–34.</w:t>
+        <w:t>[16] Nyoni, E.E.T. and Matshisela, N. (2018) ‘Credit scoring using machine learning algorithms’, Zimbabwe Journal of Science &amp; Technology, 13, pp. 26-34.</w:t>
       </w:r>
     </w:p>
     <w:p>
@@ -3012,7 +4313,7 @@
           <w:color w:val="000000"/>
           <w:sz w:val="22"/>
         </w:rPr>
-        <w:t>[18] Pedregosa, F. et al. (2011) ‘Scikit-learn: Machine learning in Python’, Journal of Machine Learning Research, 12, pp. 2825–2830.</w:t>
+        <w:t>[18] Pedregosa, F. et al. (2011) ‘Scikit-learn: Machine learning in Python’, Journal of Machine Learning Research, 12, pp. 2825-2830.</w:t>
       </w:r>
     </w:p>
     <w:p>
@@ -3060,7 +4361,7 @@
           <w:color w:val="000000"/>
           <w:sz w:val="22"/>
         </w:rPr>
-        <w:t>[21] Thomas, L.C. (2000) ‘A survey of credit and behavioural scoring: forecasting financial risk of lending to consumers’, International Journal of Forecasting, 16(2), pp. 149–172. doi: 10.1016/S0169-2070(00)00034-0.</w:t>
+        <w:t>[21] Thomas, L.C. (2000) ‘A survey of credit and behavioural scoring: forecasting financial risk of lending to consumers’, International Journal of Forecasting, 16(2), pp. 149-172. doi: 10.1016/S0169-2070(00)00034-0.</w:t>
       </w:r>
     </w:p>
     <w:p>
@@ -3076,7 +4377,7 @@
           <w:color w:val="000000"/>
           <w:sz w:val="22"/>
         </w:rPr>
-        <w:t>[22] Verstraeten, G. and Van den Poel, D. (2004) ‘The impact of sample bias on consumer credit scoring performance’, Journal of the Operational Research Society, 56(8), pp. 981–992. doi: 10.1057/palgrave.jors.2601929.</w:t>
+        <w:t>[22] Verstraeten, G. and Van den Poel, D. (2004) ‘The impact of sample bias on consumer credit scoring performance’, Journal of the Operational Research Society, 56(8), pp. 981-992. doi: 10.1057/palgrave.jors.2601929.</w:t>
       </w:r>
     </w:p>
     <w:p>
